--- a/Assets/_Project/Docs/企画書.docx
+++ b/Assets/_Project/Docs/企画書.docx
@@ -56,15 +56,7 @@
           <w:b/>
           <w:bCs/>
         </w:rPr>
-        <w:t>作成：植木　真叶　　　作成日：2026/</w:t>
-      </w:r>
-      <w:r>
-        <w:rPr>
-          <w:rFonts w:hint="eastAsia"/>
-          <w:b/>
-          <w:bCs/>
-        </w:rPr>
-        <w:t>6/8</w:t>
+        <w:t xml:space="preserve">作成：植木　真叶　　</w:t>
       </w:r>
     </w:p>
     <w:p>
@@ -2508,7 +2500,7 @@
         </w:rPr>
         <w:lastRenderedPageBreak/>
         <w:drawing>
-          <wp:anchor distT="0" distB="0" distL="114300" distR="114300" simplePos="0" relativeHeight="251658240" behindDoc="0" locked="0" layoutInCell="1" allowOverlap="1" wp14:anchorId="614A5735" wp14:editId="7FFDB129">
+          <wp:anchor distT="0" distB="0" distL="114300" distR="114300" simplePos="0" relativeHeight="251658240" behindDoc="0" locked="0" layoutInCell="1" allowOverlap="1" wp14:anchorId="614A5735" wp14:editId="3734B001">
             <wp:simplePos x="0" y="0"/>
             <wp:positionH relativeFrom="margin">
               <wp:posOffset>61544</wp:posOffset>
@@ -4064,7 +4056,26 @@
           <w:sz w:val="21"/>
           <w:szCs w:val="22"/>
         </w:rPr>
-        <w:t>■ 6月〜7月：</w:t>
+        <w:t>■ 6月〜</w:t>
+      </w:r>
+      <w:r>
+        <w:rPr>
+          <w:rFonts w:hint="eastAsia"/>
+          <w:b/>
+          <w:bCs/>
+          <w:sz w:val="21"/>
+          <w:szCs w:val="22"/>
+        </w:rPr>
+        <w:t>8</w:t>
+      </w:r>
+      <w:r>
+        <w:rPr>
+          <w:b/>
+          <w:bCs/>
+          <w:sz w:val="21"/>
+          <w:szCs w:val="22"/>
+        </w:rPr>
+        <w:t>月：</w:t>
       </w:r>
     </w:p>
     <w:p>
@@ -4312,7 +4323,26 @@
           <w:sz w:val="21"/>
           <w:szCs w:val="22"/>
         </w:rPr>
-        <w:t>■ 8月：</w:t>
+        <w:t>■ 8</w:t>
+      </w:r>
+      <w:r>
+        <w:rPr>
+          <w:rFonts w:hint="eastAsia"/>
+          <w:b/>
+          <w:bCs/>
+          <w:sz w:val="21"/>
+          <w:szCs w:val="22"/>
+        </w:rPr>
+        <w:t>~9</w:t>
+      </w:r>
+      <w:r>
+        <w:rPr>
+          <w:b/>
+          <w:bCs/>
+          <w:sz w:val="21"/>
+          <w:szCs w:val="22"/>
+        </w:rPr>
+        <w:t>月：</w:t>
       </w:r>
     </w:p>
     <w:p>
@@ -4501,7 +4531,45 @@
           <w:sz w:val="21"/>
           <w:szCs w:val="22"/>
         </w:rPr>
-        <w:t xml:space="preserve">■ 9月〜10月： </w:t>
+        <w:t xml:space="preserve">■ </w:t>
+      </w:r>
+      <w:r>
+        <w:rPr>
+          <w:rFonts w:hint="eastAsia"/>
+          <w:b/>
+          <w:bCs/>
+          <w:sz w:val="21"/>
+          <w:szCs w:val="22"/>
+        </w:rPr>
+        <w:t>10</w:t>
+      </w:r>
+      <w:r>
+        <w:rPr>
+          <w:b/>
+          <w:bCs/>
+          <w:sz w:val="21"/>
+          <w:szCs w:val="22"/>
+        </w:rPr>
+        <w:t>月〜1</w:t>
+      </w:r>
+      <w:r>
+        <w:rPr>
+          <w:rFonts w:hint="eastAsia"/>
+          <w:b/>
+          <w:bCs/>
+          <w:sz w:val="21"/>
+          <w:szCs w:val="22"/>
+        </w:rPr>
+        <w:t>1</w:t>
+      </w:r>
+      <w:r>
+        <w:rPr>
+          <w:b/>
+          <w:bCs/>
+          <w:sz w:val="21"/>
+          <w:szCs w:val="22"/>
+        </w:rPr>
+        <w:t xml:space="preserve">月： </w:t>
       </w:r>
     </w:p>
     <w:p>
@@ -4657,7 +4725,26 @@
           <w:sz w:val="21"/>
           <w:szCs w:val="22"/>
         </w:rPr>
-        <w:t>■ 11月：</w:t>
+        <w:t>■ 1</w:t>
+      </w:r>
+      <w:r>
+        <w:rPr>
+          <w:rFonts w:hint="eastAsia"/>
+          <w:b/>
+          <w:bCs/>
+          <w:sz w:val="21"/>
+          <w:szCs w:val="22"/>
+        </w:rPr>
+        <w:t>2</w:t>
+      </w:r>
+      <w:r>
+        <w:rPr>
+          <w:b/>
+          <w:bCs/>
+          <w:sz w:val="21"/>
+          <w:szCs w:val="22"/>
+        </w:rPr>
+        <w:t>月：</w:t>
       </w:r>
     </w:p>
     <w:p>
@@ -4979,7 +5066,26 @@
           <w:sz w:val="21"/>
           <w:szCs w:val="22"/>
         </w:rPr>
-        <w:t>11月のテストプレイフェーズにおいては</w:t>
+        <w:t>1</w:t>
+      </w:r>
+      <w:r>
+        <w:rPr>
+          <w:rFonts w:hint="eastAsia"/>
+          <w:b/>
+          <w:bCs/>
+          <w:sz w:val="21"/>
+          <w:szCs w:val="22"/>
+        </w:rPr>
+        <w:t>2</w:t>
+      </w:r>
+      <w:r>
+        <w:rPr>
+          <w:b/>
+          <w:bCs/>
+          <w:sz w:val="21"/>
+          <w:szCs w:val="22"/>
+        </w:rPr>
+        <w:t>月のテストプレイフェーズにおいては</w:t>
       </w:r>
       <w:r>
         <w:rPr>
